--- a/docs/academico/practica-08/F8_Diagrama_Casos_de_Uso_Colegio_Andino.docx
+++ b/docs/academico/practica-08/F8_Diagrama_Casos_de_Uso_Colegio_Andino.docx
@@ -886,7 +886,17 @@
               <w:jc w:val="left"/>
             </w:pPr>
             <w:r>
-              <w:t xml:space="preserve">Los 20 CU cubren los 27 RF del Formato 06 sin RF adicionales. Cada CU indica sus RF, y cada RF tiene al menos un CU (sección 8). RF-28 y RF-29 son extensiones fuera de esta vista.</w:t>
+              <w:t xml:space="preserve">Los 20 CU cubren RF-01 a RF-26 del Formato 06, sin RF adicionales. </w:t>
+            </w:r>
+            <w:r>
+              <w:rPr>
+                <w:b/>
+                <w:bCs/>
+              </w:rPr>
+              <w:t xml:space="preserve">RF-27</w:t>
+            </w:r>
+            <w:r>
+              <w:t xml:space="preserve"> (auditoría) es transversal: su registro ocurre en todas las acciones críticas y su consulta es una capacidad técnica (UC-RF27), fuera del catálogo académico (decisión D-CU-04). RF-28 y RF-29 son extensiones fuera de esta vista.</w:t>
             </w:r>
           </w:p>
         </w:tc>
@@ -897,6 +907,331 @@
         <w:spacing w:after="0"/>
         <w:ind w:left="284"/>
       </w:pPr>
+    </w:p>
+    <w:p>
+      <w:pPr>
+        <w:keepNext/>
+        <w:spacing w:after="60"/>
+        <w:ind w:left="284"/>
+      </w:pPr>
+      <w:r>
+        <w:rPr>
+          <w:b/>
+          <w:bCs/>
+        </w:rPr>
+        <w:t xml:space="preserve">Decisión del equipo sobre los casos de uso (F27D)</w:t>
+      </w:r>
+    </w:p>
+    <w:tbl>
+      <w:tblPr>
+        <w:tblStyle w:val="Tablaconcuadrcula"/>
+        <w:tblW w:w="8216" w:type="dxa"/>
+        <w:tblInd w:w="284" w:type="dxa"/>
+        <w:tblLayout w:type="fixed"/>
+        <w:tblLook w:val="04A0" w:firstRow="1" w:lastRow="0" w:firstColumn="1" w:lastColumn="0" w:noHBand="0" w:noVBand="1"/>
+      </w:tblPr>
+      <w:tblGrid>
+        <w:gridCol w:w="1150"/>
+        <w:gridCol w:w="7065"/>
+      </w:tblGrid>
+      <w:tr>
+        <w:trPr>
+          <w:cantSplit/>
+          <w:tblHeader/>
+        </w:trPr>
+        <w:tc>
+          <w:tcPr>
+            <w:tcW w:w="1150" w:type="dxa"/>
+            <w:shd w:val="clear" w:color="auto" w:fill="D9E2F3"/>
+          </w:tcPr>
+          <w:p>
+            <w:pPr>
+              <w:spacing w:after="0" w:line="240" w:lineRule="auto"/>
+              <w:jc w:val="center"/>
+            </w:pPr>
+            <w:r>
+              <w:rPr>
+                <w:b/>
+                <w:bCs/>
+                <w:sz w:val="18"/>
+                <w:szCs w:val="18"/>
+              </w:rPr>
+              <w:t xml:space="preserve">ID</w:t>
+            </w:r>
+          </w:p>
+        </w:tc>
+        <w:tc>
+          <w:tcPr>
+            <w:tcW w:w="7065" w:type="dxa"/>
+            <w:shd w:val="clear" w:color="auto" w:fill="D9E2F3"/>
+          </w:tcPr>
+          <w:p>
+            <w:pPr>
+              <w:spacing w:after="0" w:line="240" w:lineRule="auto"/>
+              <w:jc w:val="center"/>
+            </w:pPr>
+            <w:r>
+              <w:rPr>
+                <w:b/>
+                <w:bCs/>
+                <w:sz w:val="18"/>
+                <w:szCs w:val="18"/>
+              </w:rPr>
+              <w:t xml:space="preserve">Decisión</w:t>
+            </w:r>
+          </w:p>
+        </w:tc>
+      </w:tr>
+      <w:tr>
+        <w:trPr>
+          <w:cantSplit/>
+        </w:trPr>
+        <w:tc>
+          <w:tcPr>
+            <w:tcW w:w="1150" w:type="dxa"/>
+          </w:tcPr>
+          <w:p>
+            <w:pPr>
+              <w:spacing w:after="0" w:line="240" w:lineRule="auto"/>
+              <w:jc w:val="left"/>
+            </w:pPr>
+            <w:r>
+              <w:rPr>
+                <w:sz w:val="18"/>
+                <w:szCs w:val="18"/>
+              </w:rPr>
+              <w:t xml:space="preserve">D-CU-01</w:t>
+            </w:r>
+          </w:p>
+        </w:tc>
+        <w:tc>
+          <w:tcPr>
+            <w:tcW w:w="7065" w:type="dxa"/>
+          </w:tcPr>
+          <w:p>
+            <w:pPr>
+              <w:spacing w:after="0" w:line="240" w:lineRule="auto"/>
+              <w:jc w:val="left"/>
+            </w:pPr>
+            <w:r>
+              <w:rPr>
+                <w:sz w:val="18"/>
+                <w:szCs w:val="18"/>
+              </w:rPr>
+              <w:t xml:space="preserve">Los 20 casos de uso académicos (CU-01 a CU-20) quedan </w:t>
+            </w:r>
+            <w:r>
+              <w:rPr>
+                <w:b/>
+                <w:bCs/>
+                <w:sz w:val="18"/>
+                <w:szCs w:val="18"/>
+              </w:rPr>
+              <w:t xml:space="preserve">aprobados</w:t>
+            </w:r>
+            <w:r>
+              <w:rPr>
+                <w:sz w:val="18"/>
+                <w:szCs w:val="18"/>
+              </w:rPr>
+              <w:t xml:space="preserve">. No se amplía el catálogo.</w:t>
+            </w:r>
+          </w:p>
+        </w:tc>
+      </w:tr>
+      <w:tr>
+        <w:trPr>
+          <w:cantSplit/>
+        </w:trPr>
+        <w:tc>
+          <w:tcPr>
+            <w:tcW w:w="1150" w:type="dxa"/>
+          </w:tcPr>
+          <w:p>
+            <w:pPr>
+              <w:spacing w:after="0" w:line="240" w:lineRule="auto"/>
+              <w:jc w:val="left"/>
+            </w:pPr>
+            <w:r>
+              <w:rPr>
+                <w:sz w:val="18"/>
+                <w:szCs w:val="18"/>
+              </w:rPr>
+              <w:t xml:space="preserve">D-CU-02</w:t>
+            </w:r>
+          </w:p>
+        </w:tc>
+        <w:tc>
+          <w:tcPr>
+            <w:tcW w:w="7065" w:type="dxa"/>
+          </w:tcPr>
+          <w:p>
+            <w:pPr>
+              <w:spacing w:after="0" w:line="240" w:lineRule="auto"/>
+              <w:jc w:val="left"/>
+            </w:pPr>
+            <w:r>
+              <w:rPr>
+                <w:sz w:val="18"/>
+                <w:szCs w:val="18"/>
+              </w:rPr>
+              <w:t xml:space="preserve">CU-18 se renombra a </w:t>
+            </w:r>
+            <w:r>
+              <w:rPr>
+                <w:b/>
+                <w:bCs/>
+                <w:sz w:val="18"/>
+                <w:szCs w:val="18"/>
+              </w:rPr>
+              <w:t xml:space="preserve">«Registrar decisión final humana»</w:t>
+            </w:r>
+            <w:r>
+              <w:rPr>
+                <w:sz w:val="18"/>
+                <w:szCs w:val="18"/>
+              </w:rPr>
+              <w:t xml:space="preserve">. RF-23 conserva su ID. Alias histórico: «Registrar decisión final» (F27B y CU-11 agrupado de v1.0).</w:t>
+            </w:r>
+          </w:p>
+        </w:tc>
+      </w:tr>
+      <w:tr>
+        <w:trPr>
+          <w:cantSplit/>
+        </w:trPr>
+        <w:tc>
+          <w:tcPr>
+            <w:tcW w:w="1150" w:type="dxa"/>
+          </w:tcPr>
+          <w:p>
+            <w:pPr>
+              <w:spacing w:after="0" w:line="240" w:lineRule="auto"/>
+              <w:jc w:val="left"/>
+            </w:pPr>
+            <w:r>
+              <w:rPr>
+                <w:sz w:val="18"/>
+                <w:szCs w:val="18"/>
+              </w:rPr>
+              <w:t xml:space="preserve">D-CU-03</w:t>
+            </w:r>
+          </w:p>
+        </w:tc>
+        <w:tc>
+          <w:tcPr>
+            <w:tcW w:w="7065" w:type="dxa"/>
+          </w:tcPr>
+          <w:p>
+            <w:pPr>
+              <w:spacing w:after="0" w:line="240" w:lineRule="auto"/>
+              <w:jc w:val="left"/>
+            </w:pPr>
+            <w:r>
+              <w:rPr>
+                <w:sz w:val="18"/>
+                <w:szCs w:val="18"/>
+              </w:rPr>
+              <w:t xml:space="preserve">CU-21 «Consultar auditoría»: </w:t>
+            </w:r>
+            <w:r>
+              <w:rPr>
+                <w:b/>
+                <w:bCs/>
+                <w:sz w:val="18"/>
+                <w:szCs w:val="18"/>
+              </w:rPr>
+              <w:t xml:space="preserve">DIFERIDO</w:t>
+            </w:r>
+            <w:r>
+              <w:rPr>
+                <w:sz w:val="18"/>
+                <w:szCs w:val="18"/>
+              </w:rPr>
+              <w:t xml:space="preserve">. No forma parte del catálogo de esta versión.</w:t>
+            </w:r>
+          </w:p>
+        </w:tc>
+      </w:tr>
+      <w:tr>
+        <w:trPr>
+          <w:cantSplit/>
+        </w:trPr>
+        <w:tc>
+          <w:tcPr>
+            <w:tcW w:w="1150" w:type="dxa"/>
+          </w:tcPr>
+          <w:p>
+            <w:pPr>
+              <w:spacing w:after="0" w:line="240" w:lineRule="auto"/>
+              <w:jc w:val="left"/>
+            </w:pPr>
+            <w:r>
+              <w:rPr>
+                <w:sz w:val="18"/>
+                <w:szCs w:val="18"/>
+              </w:rPr>
+              <w:t xml:space="preserve">D-CU-04</w:t>
+            </w:r>
+          </w:p>
+        </w:tc>
+        <w:tc>
+          <w:tcPr>
+            <w:tcW w:w="7065" w:type="dxa"/>
+          </w:tcPr>
+          <w:p>
+            <w:pPr>
+              <w:spacing w:after="0" w:line="240" w:lineRule="auto"/>
+              <w:jc w:val="left"/>
+            </w:pPr>
+            <w:r>
+              <w:rPr>
+                <w:sz w:val="18"/>
+                <w:szCs w:val="18"/>
+              </w:rPr>
+              <w:t xml:space="preserve">La consulta de auditoría se documenta como </w:t>
+            </w:r>
+            <w:r>
+              <w:rPr>
+                <w:b/>
+                <w:bCs/>
+                <w:sz w:val="18"/>
+                <w:szCs w:val="18"/>
+              </w:rPr>
+              <w:t xml:space="preserve">capacidad técnica vinculada a RF-27</w:t>
+            </w:r>
+            <w:r>
+              <w:rPr>
+                <w:sz w:val="18"/>
+                <w:szCs w:val="18"/>
+              </w:rPr>
+              <w:t xml:space="preserve">, sin crear un CU académico.</w:t>
+            </w:r>
+          </w:p>
+        </w:tc>
+      </w:tr>
+    </w:tbl>
+    <w:p>
+      <w:pPr>
+        <w:spacing w:after="0"/>
+        <w:ind w:left="284"/>
+      </w:pPr>
+    </w:p>
+    <w:p>
+      <w:pPr>
+        <w:spacing w:after="100"/>
+        <w:ind w:left="284"/>
+      </w:pPr>
+      <w:r>
+        <w:rPr>
+          <w:b/>
+          <w:bCs/>
+        </w:rPr>
+        <w:t xml:space="preserve">Nota técnica.</w:t>
+      </w:r>
+      <w:r>
+        <w:t xml:space="preserve"> Consulta de auditoría vinculada a RF-27 y ACT-03; cubierta por la vista técnica UC-RF27 y fuera del catálogo académico CU-01..CU-20 de esta versión.</w:t>
+      </w:r>
     </w:p>
     <w:p>
       <w:pPr>
@@ -2472,7 +2807,7 @@
                 <w:sz w:val="17"/>
                 <w:szCs w:val="17"/>
               </w:rPr>
-              <w:t xml:space="preserve">Registrar decisión final</w:t>
+              <w:t xml:space="preserve">Registrar decisión final humana</w:t>
             </w:r>
           </w:p>
         </w:tc>
@@ -2499,7 +2834,7 @@
                 <w:sz w:val="17"/>
                 <w:szCs w:val="17"/>
               </w:rPr>
-              <w:t xml:space="preserve"> con confirmación y justificación. Según el F9, incluye el registro de auditoría.</w:t>
+              <w:t xml:space="preserve"> del Aprobador / Dirección, con confirmación explícita y justificación. El ranking no elige.</w:t>
             </w:r>
           </w:p>
         </w:tc>
@@ -5246,7 +5581,7 @@
                 <w:sz w:val="15"/>
                 <w:szCs w:val="15"/>
               </w:rPr>
-              <w:t xml:space="preserve">CU-18 Registrar decisión final</w:t>
+              <w:t xml:space="preserve">CU-18 Registrar decisión final humana</w:t>
             </w:r>
           </w:p>
         </w:tc>
@@ -5264,7 +5599,7 @@
                 <w:sz w:val="15"/>
                 <w:szCs w:val="15"/>
               </w:rPr>
-              <w:t xml:space="preserve">CU-11 · CU-13 (consulta de auditoría)</w:t>
+              <w:t xml:space="preserve">CU-11</w:t>
             </w:r>
           </w:p>
         </w:tc>
@@ -5282,7 +5617,7 @@
                 <w:sz w:val="15"/>
                 <w:szCs w:val="15"/>
               </w:rPr>
-              <w:t xml:space="preserve">UC-RF23 «human decision», UC-RF27</w:t>
+              <w:t xml:space="preserve">UC-RF23 «human decision»</w:t>
             </w:r>
           </w:p>
         </w:tc>
@@ -5318,7 +5653,7 @@
                 <w:sz w:val="15"/>
                 <w:szCs w:val="15"/>
               </w:rPr>
-              <w:t xml:space="preserve">RF-23, RF-27</w:t>
+              <w:t xml:space="preserve">RF-23</w:t>
             </w:r>
           </w:p>
         </w:tc>
@@ -5336,7 +5671,7 @@
                 <w:sz w:val="15"/>
                 <w:szCs w:val="15"/>
               </w:rPr>
-              <w:t xml:space="preserve">IN-07 · IN-08</w:t>
+              <w:t xml:space="preserve">IN-07</w:t>
             </w:r>
           </w:p>
         </w:tc>
@@ -5567,12 +5902,134 @@
           </w:p>
         </w:tc>
       </w:tr>
+      <w:tr>
+        <w:trPr>
+          <w:cantSplit/>
+        </w:trPr>
+        <w:tc>
+          <w:tcPr>
+            <w:tcW w:w="1971" w:type="dxa"/>
+          </w:tcPr>
+          <w:p>
+            <w:pPr>
+              <w:spacing w:after="0" w:line="240" w:lineRule="auto"/>
+              <w:jc w:val="left"/>
+            </w:pPr>
+            <w:r>
+              <w:rPr>
+                <w:sz w:val="15"/>
+                <w:szCs w:val="15"/>
+              </w:rPr>
+              <w:t xml:space="preserve">— (transversal; fuera del catálogo CU-01..CU-20)</w:t>
+            </w:r>
+          </w:p>
+        </w:tc>
+        <w:tc>
+          <w:tcPr>
+            <w:tcW w:w="1314" w:type="dxa"/>
+          </w:tcPr>
+          <w:p>
+            <w:pPr>
+              <w:spacing w:after="0" w:line="240" w:lineRule="auto"/>
+              <w:jc w:val="left"/>
+            </w:pPr>
+            <w:r>
+              <w:rPr>
+                <w:sz w:val="15"/>
+                <w:szCs w:val="15"/>
+              </w:rPr>
+              <w:t xml:space="preserve">CU-13</w:t>
+            </w:r>
+          </w:p>
+        </w:tc>
+        <w:tc>
+          <w:tcPr>
+            <w:tcW w:w="1643" w:type="dxa"/>
+          </w:tcPr>
+          <w:p>
+            <w:pPr>
+              <w:spacing w:after="0" w:line="240" w:lineRule="auto"/>
+              <w:jc w:val="left"/>
+            </w:pPr>
+            <w:r>
+              <w:rPr>
+                <w:sz w:val="15"/>
+                <w:szCs w:val="15"/>
+              </w:rPr>
+              <w:t xml:space="preserve">UC-RF27</w:t>
+            </w:r>
+          </w:p>
+        </w:tc>
+        <w:tc>
+          <w:tcPr>
+            <w:tcW w:w="1068" w:type="dxa"/>
+          </w:tcPr>
+          <w:p>
+            <w:pPr>
+              <w:spacing w:after="0" w:line="240" w:lineRule="auto"/>
+              <w:jc w:val="left"/>
+            </w:pPr>
+            <w:r>
+              <w:rPr>
+                <w:sz w:val="15"/>
+                <w:szCs w:val="15"/>
+              </w:rPr>
+              <w:t xml:space="preserve">Sistema (registro) · ACT-03 (consulta)</w:t>
+            </w:r>
+          </w:p>
+        </w:tc>
+        <w:tc>
+          <w:tcPr>
+            <w:tcW w:w="1068" w:type="dxa"/>
+          </w:tcPr>
+          <w:p>
+            <w:pPr>
+              <w:spacing w:after="0" w:line="240" w:lineRule="auto"/>
+              <w:jc w:val="left"/>
+            </w:pPr>
+            <w:r>
+              <w:rPr>
+                <w:sz w:val="15"/>
+                <w:szCs w:val="15"/>
+              </w:rPr>
+              <w:t xml:space="preserve">RF-27</w:t>
+            </w:r>
+          </w:p>
+        </w:tc>
+        <w:tc>
+          <w:tcPr>
+            <w:tcW w:w="1150" w:type="dxa"/>
+          </w:tcPr>
+          <w:p>
+            <w:pPr>
+              <w:spacing w:after="0" w:line="240" w:lineRule="auto"/>
+              <w:jc w:val="left"/>
+            </w:pPr>
+            <w:r>
+              <w:rPr>
+                <w:sz w:val="15"/>
+                <w:szCs w:val="15"/>
+              </w:rPr>
+              <w:t xml:space="preserve">IN-08</w:t>
+            </w:r>
+          </w:p>
+        </w:tc>
+      </w:tr>
     </w:tbl>
     <w:p>
       <w:pPr>
         <w:spacing w:after="0"/>
         <w:ind w:left="284"/>
       </w:pPr>
+    </w:p>
+    <w:p>
+      <w:pPr>
+        <w:spacing w:after="100"/>
+        <w:ind w:left="284"/>
+      </w:pPr>
+      <w:r>
+        <w:t xml:space="preserve">RF-27: El F9 lo rotula «Incluido en CU-18»; desde la F27D se separa de RF-23 (decisión D-CU-04). RF-23 queda solo en CU-18 → UC-RF23.</w:t>
+      </w:r>
     </w:p>
     <w:p>
       <w:pPr>
@@ -6864,10 +7321,19 @@
             </w:pPr>
             <w:r>
               <w:rPr>
+                <w:b/>
+                <w:bCs/>
                 <w:sz w:val="16"/>
                 <w:szCs w:val="16"/>
               </w:rPr>
-              <w:t xml:space="preserve">El F9 no registra los nombres, solo la numeración y los RF. La F27B asigna el nombre del RF principal que agrupa cada CU, sin renumerar. El equipo debe confirmarlos.</w:t>
+              <w:t xml:space="preserve">Resuelto (decisión del equipo, F27D).</w:t>
+            </w:r>
+            <w:r>
+              <w:rPr>
+                <w:sz w:val="16"/>
+                <w:szCs w:val="16"/>
+              </w:rPr>
+              <w:t xml:space="preserve"> El F9 solo numeraba los CU; la F27B les asignó el nombre del RF principal que agrupan. El equipo aprobó los 20 CU, con CU-18 renombrado a «Registrar decisión final humana».</w:t>
             </w:r>
           </w:p>
         </w:tc>
@@ -6923,26 +7389,19 @@
             </w:pPr>
             <w:r>
               <w:rPr>
-                <w:sz w:val="16"/>
-                <w:szCs w:val="16"/>
-              </w:rPr>
-              <w:t xml:space="preserve">En la vista de 20 CU, RF-27 figura «incluido en CU-18» (F9). La consulta de auditoría del Aprobador existe (CU-13 agrupado, UC-RF27), pero no tiene un CU académico propio. </w:t>
-            </w:r>
-            <w:r>
-              <w:rPr>
                 <w:b/>
                 <w:bCs/>
                 <w:sz w:val="16"/>
                 <w:szCs w:val="16"/>
               </w:rPr>
-              <w:t xml:space="preserve">Propuesta, pendiente de decisión del equipo:</w:t>
+              <w:t xml:space="preserve">CU-21 «Consultar auditoría»: DIFERIDO (decisión del equipo, F27D).</w:t>
             </w:r>
             <w:r>
               <w:rPr>
                 <w:sz w:val="16"/>
                 <w:szCs w:val="16"/>
               </w:rPr>
-              <w:t xml:space="preserve"> CU-21 «Consultar auditoría». No se crea en esta fase.</w:t>
+              <w:t xml:space="preserve"> No se añade al catálogo de esta versión. Consulta de auditoría vinculada a RF-27 y ACT-03; cubierta por la vista técnica UC-RF27 y fuera del catálogo académico CU-01..CU-20 de esta versión.</w:t>
             </w:r>
           </w:p>
         </w:tc>

--- a/docs/academico/practica-08/F8_Diagrama_Casos_de_Uso_Colegio_Andino.docx
+++ b/docs/academico/practica-08/F8_Diagrama_Casos_de_Uso_Colegio_Andino.docx
@@ -583,23 +583,7 @@
                 <w:sz w:val="18"/>
                 <w:szCs w:val="18"/>
               </w:rPr>
-              <w:t xml:space="preserve"> de la línea base RF-01 a RF-27. El diagrama académico es un </w:t>
-            </w:r>
-            <w:r>
-              <w:rPr>
-                <w:b/>
-                <w:bCs/>
-                <w:sz w:val="18"/>
-                <w:szCs w:val="18"/>
-              </w:rPr>
-              <w:t xml:space="preserve">borrador</w:t>
-            </w:r>
-            <w:r>
-              <w:rPr>
-                <w:sz w:val="18"/>
-                <w:szCs w:val="18"/>
-              </w:rPr>
-              <w:t xml:space="preserve">. La vista técnica formal es UC-01 de PowerDesigner (F23), que no se modifica.</w:t>
+              <w:t xml:space="preserve"> de la línea base RF-01 a RF-27. El diagrama académico está formalizado en PowerDesigner (F29): diagrama «F8 - Casos de Uso Academicos». La vista técnica UC-01 de PowerDesigner (F23) se conserva como referencia y no se modifica.</w:t>
             </w:r>
           </w:p>
           <w:p>
@@ -3340,14 +3324,42 @@
     </w:p>
     <w:p>
       <w:pPr>
+        <w:spacing w:after="100"/>
+        <w:ind w:left="284"/>
+      </w:pPr>
+      <w:r>
+        <w:t xml:space="preserve">Diagrama formal modelado en </w:t>
+      </w:r>
+      <w:r>
+        <w:rPr>
+          <w:b/>
+          <w:bCs/>
+        </w:rPr>
+        <w:t xml:space="preserve">PowerDesigner 16.6</w:t>
+      </w:r>
+      <w:r>
+        <w:t xml:space="preserve"> (Fase 29): diagrama «F8 - Casos de Uso Academicos» del modelo </w:t>
+      </w:r>
+      <w:r>
+        <w:rPr>
+          <w:rFonts w:ascii="Consolas" w:hAnsi="Consolas"/>
+        </w:rPr>
+        <w:t xml:space="preserve">F29_UML_Academico.oom</w:t>
+      </w:r>
+      <w:r>
+        <w:t xml:space="preserve">, paquete F8. Cinco actores, CU-01 a CU-20 en cinco áreas funcionales y CU-16 incluido desde CU-05, CU-15 y CU-17. Las figuras 2 y 3 amplían sus dos mitades y no añaden contenido.</w:t>
+      </w:r>
+    </w:p>
+    <w:p>
+      <w:pPr>
         <w:spacing w:after="60"/>
         <w:jc w:val="center"/>
       </w:pPr>
       <w:r>
         <w:drawing>
           <wp:inline distT="0" distB="0" distL="0" distR="0">
-            <wp:extent cx="5940000" cy="5602357"/>
-            <wp:docPr id="101" name="F8-casos-de-uso-academico.png"/>
+            <wp:extent cx="5580000" cy="4583676"/>
+            <wp:docPr id="101" name="F8_Casos_de_Uso_Academicos.png"/>
             <wp:cNvGraphicFramePr>
               <a:graphicFrameLocks xmlns:a="http://schemas.openxmlformats.org/drawingml/2006/main" noChangeAspect="1"/>
             </wp:cNvGraphicFramePr>
@@ -3355,7 +3367,7 @@
               <a:graphicData uri="http://schemas.openxmlformats.org/drawingml/2006/picture">
                 <pic:pic xmlns:pic="http://schemas.openxmlformats.org/drawingml/2006/picture">
                   <pic:nvPicPr>
-                    <pic:cNvPr id="101" name="F8-casos-de-uso-academico.png"/>
+                    <pic:cNvPr id="101" name="F8_Casos_de_Uso_Academicos.png"/>
                     <pic:cNvPicPr/>
                   </pic:nvPicPr>
                   <pic:blipFill>
@@ -3367,7 +3379,7 @@
                   <pic:spPr>
                     <a:xfrm>
                       <a:off x="0" y="0"/>
-                      <a:ext cx="5940000" cy="5602357"/>
+                      <a:ext cx="5580000" cy="4583676"/>
                     </a:xfrm>
                     <a:prstGeom prst="rect">
                       <a:avLst/>
@@ -3393,7 +3405,26 @@
           <w:sz w:val="18"/>
           <w:szCs w:val="18"/>
         </w:rPr>
-        <w:t xml:space="preserve">Figura 1. Diagrama de casos de uso, vista académica (CU-01 a CU-20). Borrador de revisión.</w:t>
+        <w:t xml:space="preserve">Figura 1. Diagrama de casos de uso, vista académica (CU-01 a CU-20): exportación formal de PowerDesigner (F29), </w:t>
+      </w:r>
+      <w:r>
+        <w:rPr>
+          <w:rFonts w:ascii="Consolas" w:hAnsi="Consolas"/>
+          <w:i/>
+          <w:iCs/>
+          <w:sz w:val="18"/>
+          <w:szCs w:val="18"/>
+        </w:rPr>
+        <w:t xml:space="preserve">F8_Casos_de_Uso_Academicos.png</w:t>
+      </w:r>
+      <w:r>
+        <w:rPr>
+          <w:i/>
+          <w:iCs/>
+          <w:sz w:val="18"/>
+          <w:szCs w:val="18"/>
+        </w:rPr>
+        <w:t xml:space="preserve">.</w:t>
       </w:r>
     </w:p>
     <w:p>
@@ -3404,8 +3435,8 @@
       <w:r>
         <w:drawing>
           <wp:inline distT="0" distB="0" distL="0" distR="0">
-            <wp:extent cx="5940000" cy="3914753"/>
-            <wp:docPr id="102" name="UC-01-casos-de-uso.png"/>
+            <wp:extent cx="5422572" cy="8100000"/>
+            <wp:docPr id="102" name="F8_Casos_de_Uso_Academicos.png"/>
             <wp:cNvGraphicFramePr>
               <a:graphicFrameLocks xmlns:a="http://schemas.openxmlformats.org/drawingml/2006/main" noChangeAspect="1"/>
             </wp:cNvGraphicFramePr>
@@ -3413,11 +3444,155 @@
               <a:graphicData uri="http://schemas.openxmlformats.org/drawingml/2006/picture">
                 <pic:pic xmlns:pic="http://schemas.openxmlformats.org/drawingml/2006/picture">
                   <pic:nvPicPr>
-                    <pic:cNvPr id="102" name="UC-01-casos-de-uso.png"/>
+                    <pic:cNvPr id="102" name="F8_Casos_de_Uso_Academicos.png"/>
                     <pic:cNvPicPr/>
                   </pic:nvPicPr>
                   <pic:blipFill>
                     <a:blip r:embed="rId102"/>
+                    <a:stretch>
+                      <a:fillRect/>
+                    </a:stretch>
+                  </pic:blipFill>
+                  <pic:spPr>
+                    <a:xfrm>
+                      <a:off x="0" y="0"/>
+                      <a:ext cx="5422572" cy="8100000"/>
+                    </a:xfrm>
+                    <a:prstGeom prst="rect">
+                      <a:avLst/>
+                    </a:prstGeom>
+                  </pic:spPr>
+                </pic:pic>
+              </a:graphicData>
+            </a:graphic>
+          </wp:inline>
+        </w:drawing>
+      </w:r>
+    </w:p>
+    <w:p>
+      <w:pPr>
+        <w:spacing w:after="160"/>
+        <w:ind w:left="284"/>
+        <w:jc w:val="center"/>
+      </w:pPr>
+      <w:r>
+        <w:rPr>
+          <w:i/>
+          <w:iCs/>
+          <w:sz w:val="18"/>
+          <w:szCs w:val="18"/>
+        </w:rPr>
+        <w:t xml:space="preserve">Figura 2. Ampliación de la figura 1 (franja del 0 % al 55 % del ancho): actores ACT-01, ACT-04 y ACT-05 y áreas A a E. Recorte sin retoque de la exportación formal.</w:t>
+      </w:r>
+    </w:p>
+    <w:p>
+      <w:pPr>
+        <w:spacing w:after="60"/>
+        <w:jc w:val="center"/>
+      </w:pPr>
+      <w:r>
+        <w:drawing>
+          <wp:inline distT="0" distB="0" distL="0" distR="0">
+            <wp:extent cx="5425176" cy="8100000"/>
+            <wp:docPr id="103" name="F8_Casos_de_Uso_Academicos.png"/>
+            <wp:cNvGraphicFramePr>
+              <a:graphicFrameLocks xmlns:a="http://schemas.openxmlformats.org/drawingml/2006/main" noChangeAspect="1"/>
+            </wp:cNvGraphicFramePr>
+            <a:graphic xmlns:a="http://schemas.openxmlformats.org/drawingml/2006/main">
+              <a:graphicData uri="http://schemas.openxmlformats.org/drawingml/2006/picture">
+                <pic:pic xmlns:pic="http://schemas.openxmlformats.org/drawingml/2006/picture">
+                  <pic:nvPicPr>
+                    <pic:cNvPr id="103" name="F8_Casos_de_Uso_Academicos.png"/>
+                    <pic:cNvPicPr/>
+                  </pic:nvPicPr>
+                  <pic:blipFill>
+                    <a:blip r:embed="rId103"/>
+                    <a:stretch>
+                      <a:fillRect/>
+                    </a:stretch>
+                  </pic:blipFill>
+                  <pic:spPr>
+                    <a:xfrm>
+                      <a:off x="0" y="0"/>
+                      <a:ext cx="5425176" cy="8100000"/>
+                    </a:xfrm>
+                    <a:prstGeom prst="rect">
+                      <a:avLst/>
+                    </a:prstGeom>
+                  </pic:spPr>
+                </pic:pic>
+              </a:graphicData>
+            </a:graphic>
+          </wp:inline>
+        </w:drawing>
+      </w:r>
+    </w:p>
+    <w:p>
+      <w:pPr>
+        <w:spacing w:after="160"/>
+        <w:ind w:left="284"/>
+        <w:jc w:val="center"/>
+      </w:pPr>
+      <w:r>
+        <w:rPr>
+          <w:i/>
+          <w:iCs/>
+          <w:sz w:val="18"/>
+          <w:szCs w:val="18"/>
+        </w:rPr>
+        <w:t xml:space="preserve">Figura 3. Ampliación de la figura 1 (franja del 45 % al 100 % del ancho): áreas A a E y actores ACT-02 y ACT-03. Recorte sin retoque de la exportación formal.</w:t>
+      </w:r>
+    </w:p>
+    <w:p>
+      <w:pPr>
+        <w:spacing w:after="100"/>
+        <w:ind w:left="284"/>
+      </w:pPr>
+      <w:r>
+        <w:t xml:space="preserve">PowerDesigner señala CU-16 como caso sin actor directo (Check Model): es esperado, porque CU-16 es un caso incluido. CU-21 «Consultar auditoría» sigue </w:t>
+      </w:r>
+      <w:r>
+        <w:rPr>
+          <w:b/>
+          <w:bCs/>
+        </w:rPr>
+        <w:t xml:space="preserve">DIFERIDO</w:t>
+      </w:r>
+      <w:r>
+        <w:t xml:space="preserve"> y no aparece en el diagrama. El borrador de la F27B–F28 (</w:t>
+      </w:r>
+      <w:r>
+        <w:rPr>
+          <w:rFonts w:ascii="Consolas" w:hAnsi="Consolas"/>
+        </w:rPr>
+        <w:t xml:space="preserve">diagramas/draft/</w:t>
+      </w:r>
+      <w:r>
+        <w:t xml:space="preserve">) queda como antecedente: DRAFT / SUPERSEDED BY F29 FORMAL EXPORT.</w:t>
+      </w:r>
+    </w:p>
+    <w:p>
+      <w:pPr>
+        <w:spacing w:after="60"/>
+        <w:jc w:val="center"/>
+      </w:pPr>
+      <w:r>
+        <w:drawing>
+          <wp:inline distT="0" distB="0" distL="0" distR="0">
+            <wp:extent cx="5940000" cy="3914753"/>
+            <wp:docPr id="104" name="UC-01-casos-de-uso.png"/>
+            <wp:cNvGraphicFramePr>
+              <a:graphicFrameLocks xmlns:a="http://schemas.openxmlformats.org/drawingml/2006/main" noChangeAspect="1"/>
+            </wp:cNvGraphicFramePr>
+            <a:graphic xmlns:a="http://schemas.openxmlformats.org/drawingml/2006/main">
+              <a:graphicData uri="http://schemas.openxmlformats.org/drawingml/2006/picture">
+                <pic:pic xmlns:pic="http://schemas.openxmlformats.org/drawingml/2006/picture">
+                  <pic:nvPicPr>
+                    <pic:cNvPr id="104" name="UC-01-casos-de-uso.png"/>
+                    <pic:cNvPicPr/>
+                  </pic:nvPicPr>
+                  <pic:blipFill>
+                    <a:blip r:embed="rId104"/>
                     <a:stretch>
                       <a:fillRect/>
                     </a:stretch>
@@ -3451,7 +3626,7 @@
           <w:sz w:val="18"/>
           <w:szCs w:val="18"/>
         </w:rPr>
-        <w:t xml:space="preserve">Figura 2. Referencia técnica: UC-01 de PowerDesigner (F23), un caso por RF. Exportación versionada, sin cambios.</w:t>
+        <w:t xml:space="preserve">Figura 4. Referencia técnica: UC-01 de PowerDesigner (F23), un caso por RF. Exportación versionada, sin cambios.</w:t>
       </w:r>
     </w:p>
     <w:p>
@@ -3460,16 +3635,65 @@
         <w:ind w:left="284"/>
       </w:pPr>
       <w:r>
-        <w:t xml:space="preserve">La adaptación formal de la vista académica en PowerDesigner está en </w:t>
+        <w:t xml:space="preserve">No se modificó el OOM de la F23. Captura real de PowerDesigner, tomada con el modelo reabierto desde el disco:</w:t>
       </w:r>
+    </w:p>
+    <w:p>
+      <w:pPr>
+        <w:spacing w:after="60"/>
+        <w:jc w:val="center"/>
+      </w:pPr>
+      <w:r>
+        <w:drawing>
+          <wp:inline distT="0" distB="0" distL="0" distR="0">
+            <wp:extent cx="5759999" cy="3148322"/>
+            <wp:docPr id="105" name="F8_Casos_de_Uso_PowerDesigner.png"/>
+            <wp:cNvGraphicFramePr>
+              <a:graphicFrameLocks xmlns:a="http://schemas.openxmlformats.org/drawingml/2006/main" noChangeAspect="1"/>
+            </wp:cNvGraphicFramePr>
+            <a:graphic xmlns:a="http://schemas.openxmlformats.org/drawingml/2006/main">
+              <a:graphicData uri="http://schemas.openxmlformats.org/drawingml/2006/picture">
+                <pic:pic xmlns:pic="http://schemas.openxmlformats.org/drawingml/2006/picture">
+                  <pic:nvPicPr>
+                    <pic:cNvPr id="105" name="F8_Casos_de_Uso_PowerDesigner.png"/>
+                    <pic:cNvPicPr/>
+                  </pic:nvPicPr>
+                  <pic:blipFill>
+                    <a:blip r:embed="rId105"/>
+                    <a:stretch>
+                      <a:fillRect/>
+                    </a:stretch>
+                  </pic:blipFill>
+                  <pic:spPr>
+                    <a:xfrm>
+                      <a:off x="0" y="0"/>
+                      <a:ext cx="5759999" cy="3148322"/>
+                    </a:xfrm>
+                    <a:prstGeom prst="rect">
+                      <a:avLst/>
+                    </a:prstGeom>
+                  </pic:spPr>
+                </pic:pic>
+              </a:graphicData>
+            </a:graphic>
+          </wp:inline>
+        </w:drawing>
+      </w:r>
+    </w:p>
+    <w:p>
+      <w:pPr>
+        <w:spacing w:after="160"/>
+        <w:ind w:left="284"/>
+        <w:jc w:val="center"/>
+      </w:pPr>
       <w:r>
         <w:rPr>
-          <w:rFonts w:ascii="Consolas" w:hAnsi="Consolas"/>
+          <w:i/>
+          <w:iCs/>
+          <w:sz w:val="18"/>
+          <w:szCs w:val="18"/>
         </w:rPr>
-        <w:t xml:space="preserve">POWERDESIGNER_PENDING.md</w:t>
-      </w:r>
-      <w:r>
-        <w:t xml:space="preserve">. No se modificó el OOM de la F23.</w:t>
+        <w:t xml:space="preserve">Figura 5. Captura de PowerDesigner: diagrama «F8 - Casos de Uso Academicos» y paquete F8 en el Object Browser.</w:t>
       </w:r>
     </w:p>
     <w:p>
@@ -7717,7 +7941,7 @@
         <w:drawing>
           <wp:inline distT="0" distB="0" distL="0" distR="0">
             <wp:extent cx="5400000" cy="2923282"/>
-            <wp:docPr id="103" name="antecedente-cu-f9-v1.0-anexo-B.png"/>
+            <wp:docPr id="106" name="antecedente-cu-f9-v1.0-anexo-B.png"/>
             <wp:cNvGraphicFramePr>
               <a:graphicFrameLocks xmlns:a="http://schemas.openxmlformats.org/drawingml/2006/main" noChangeAspect="1"/>
             </wp:cNvGraphicFramePr>
@@ -7725,11 +7949,11 @@
               <a:graphicData uri="http://schemas.openxmlformats.org/drawingml/2006/picture">
                 <pic:pic xmlns:pic="http://schemas.openxmlformats.org/drawingml/2006/picture">
                   <pic:nvPicPr>
-                    <pic:cNvPr id="103" name="antecedente-cu-f9-v1.0-anexo-B.png"/>
+                    <pic:cNvPr id="106" name="antecedente-cu-f9-v1.0-anexo-B.png"/>
                     <pic:cNvPicPr/>
                   </pic:nvPicPr>
                   <pic:blipFill>
-                    <a:blip r:embed="rId103"/>
+                    <a:blip r:embed="rId106"/>
                     <a:stretch>
                       <a:fillRect/>
                     </a:stretch>
@@ -7763,7 +7987,7 @@
           <w:sz w:val="18"/>
           <w:szCs w:val="18"/>
         </w:rPr>
-        <w:t xml:space="preserve">Figura 3. Antecedente superado: diagrama de CU del F9 v1.0 (anexo B, copia sin modificar). Incluye actores fuera del alcance (O-F8-06).</w:t>
+        <w:t xml:space="preserve">Figura 6. Antecedente superado: diagrama de CU del F9 v1.0 (anexo B, copia sin modificar). Incluye actores fuera del alcance (O-F8-06).</w:t>
       </w:r>
     </w:p>
     <w:sectPr>
